--- a/Portfolio/Zero_Trust_Architecture_Reference.docx
+++ b/Portfolio/Zero_Trust_Architecture_Reference.docx
@@ -18,6 +18,64 @@
         <w:t xml:space="preserve">ZERO TRUST ARCHITECTURE</w:t>
       </w:r>
     </w:p>
+    <w:p/>
+    <w:p>
+      <w:pPr>
+        <w:shd w:val="clear" w:color="auto" w:fill="EAF2FA"/>
+        <w:pBdr>
+          <w:top w:val="single" w:sz="6" w:space="4" w:color="2E75B6"/>
+          <w:left w:val="single" w:sz="6" w:space="4" w:color="2E75B6"/>
+          <w:right w:val="single" w:sz="6" w:space="4" w:color="2E75B6"/>
+        </w:pBdr>
+      </w:pPr>
+      <w:r>
+        <w:rPr>
+          <w:rFonts w:ascii="Arial" w:hAnsi="Arial"/>
+          <w:b/>
+          <w:i w:val="0"/>
+          <w:sz w:val="22"/>
+        </w:rPr>
+        <w:t>Phase 8 update — June 30, 2026 (v1.4): ZT extension shipped + hardened substrate now in place.</w:t>
+      </w:r>
+    </w:p>
+    <w:p>
+      <w:pPr>
+        <w:shd w:val="clear" w:color="auto" w:fill="EAF2FA"/>
+        <w:pBdr>
+          <w:left w:val="single" w:sz="6" w:space="4" w:color="2E75B6"/>
+          <w:right w:val="single" w:sz="6" w:space="4" w:color="2E75B6"/>
+        </w:pBdr>
+      </w:pPr>
+      <w:r>
+        <w:rPr>
+          <w:rFonts w:ascii="Arial" w:hAnsi="Arial"/>
+          <w:b w:val="0"/>
+          <w:i w:val="0"/>
+          <w:sz w:val="22"/>
+        </w:rPr>
+        <w:t>Two complementary Phase 8 milestones landed for v1.4. (1) The Zero Trust extension at Lab-Kit/07-ZeroTrust/ promoted from 8 full + 13 scaffolds (v1.0) to 21 full PowerShell modules covering the ZT pillar set: Authorization &amp; Least Privilege, Device Trust, Continuous &amp; Conditional Access, Workload Identity, Network Segmentation, Visibility &amp; Decisioning. All 21 scripts validated parse-clean via the PowerShell AST parser. (2) The hardened substrate the ZT controls extend was materialized via the Ansible STIG remediation pass at Lab-Kit/08-Ansible-STIG/: LAB-DC01 SCAP compliance went from 44.95% baseline to 86.7%, providing the OS-hardening foundation the ZT overlays assume.</w:t>
+      </w:r>
+    </w:p>
+    <w:p>
+      <w:pPr>
+        <w:shd w:val="clear" w:color="auto" w:fill="EAF2FA"/>
+        <w:pBdr>
+          <w:bottom w:val="single" w:sz="6" w:space="4" w:color="2E75B6"/>
+          <w:left w:val="single" w:sz="6" w:space="4" w:color="2E75B6"/>
+          <w:right w:val="single" w:sz="6" w:space="4" w:color="2E75B6"/>
+        </w:pBdr>
+      </w:pPr>
+      <w:r>
+        <w:rPr>
+          <w:rFonts w:ascii="Arial" w:hAnsi="Arial"/>
+          <w:b w:val="0"/>
+          <w:i w:val="0"/>
+          <w:sz w:val="22"/>
+        </w:rPr>
+        <w:t>Framing: ZT does NOT replace baseline hardening — it layers conditional, dynamic, identity-aware access control on top of a hardened substrate. The v1.4 ship pairs both sides of that equation so a reader can see them together.</w:t>
+      </w:r>
+    </w:p>
+    <w:p/>
     <w:p>
       <w:pPr>
         <w:spacing w:after="40"/>
